--- a/docs/6k/diploma/ПРАК_титульники.docx
+++ b/docs/6k/diploma/ПРАК_титульники.docx
@@ -1274,7 +1274,6 @@
         <w:rPr>
           <w:sz w:val="24"/>
           <w:szCs w:val="24"/>
-          <w:highlight w:val="yellow"/>
           <w:u w:val="single"/>
           <w:lang w:eastAsia="ru-RU"/>
         </w:rPr>
@@ -1508,7 +1507,7 @@
         <w:rPr>
           <w:sz w:val="20"/>
           <w:szCs w:val="20"/>
-          <w:lang w:val="en-US" w:eastAsia="ru-RU"/>
+          <w:lang w:eastAsia="ru-RU"/>
         </w:rPr>
       </w:pPr>
     </w:p>
@@ -1822,7 +1821,15 @@
           <w:lang w:eastAsia="ru-RU"/>
         </w:rPr>
         <w:tab/>
-        <w:t>зав.кафедры</w:t>
+      </w:r>
+      <w:r>
+        <w:rPr>
+          <w:sz w:val="24"/>
+          <w:szCs w:val="24"/>
+          <w:u w:val="single"/>
+          <w:lang w:eastAsia="ru-RU"/>
+        </w:rPr>
+        <w:t>руководитель</w:t>
       </w:r>
       <w:r>
         <w:rPr>
@@ -3262,21 +3269,19 @@
         <w:rPr>
           <w:sz w:val="24"/>
           <w:szCs w:val="24"/>
-          <w:highlight w:val="yellow"/>
-          <w:u w:val="single"/>
-          <w:lang w:eastAsia="ru-RU"/>
-        </w:rPr>
-        <w:t>У</w:t>
-      </w:r>
-      <w:r>
-        <w:rPr>
-          <w:sz w:val="24"/>
-          <w:szCs w:val="24"/>
-          <w:highlight w:val="yellow"/>
           <w:u w:val="single"/>
           <w:lang w:eastAsia="ru-RU"/>
         </w:rPr>
         <w:t>П</w:t>
+      </w:r>
+      <w:r>
+        <w:rPr>
+          <w:sz w:val="24"/>
+          <w:szCs w:val="24"/>
+          <w:u w:val="single"/>
+          <w:lang w:eastAsia="ru-RU"/>
+        </w:rPr>
+        <w:t>Д</w:t>
       </w:r>
       <w:r>
         <w:rPr>
@@ -3656,7 +3661,34 @@
                 <w:u w:val="single"/>
                 <w:lang w:eastAsia="ru-RU"/>
               </w:rPr>
-              <w:t>А.В. Никитина</w:t>
+              <w:t>А.</w:t>
+            </w:r>
+            <w:r>
+              <w:rPr>
+                <w:sz w:val="24"/>
+                <w:szCs w:val="24"/>
+                <w:u w:val="single"/>
+                <w:lang w:eastAsia="ru-RU"/>
+              </w:rPr>
+              <w:t>А</w:t>
+            </w:r>
+            <w:r>
+              <w:rPr>
+                <w:sz w:val="24"/>
+                <w:szCs w:val="24"/>
+                <w:u w:val="single"/>
+                <w:lang w:eastAsia="ru-RU"/>
+              </w:rPr>
+              <w:t xml:space="preserve">. </w:t>
+            </w:r>
+            <w:r>
+              <w:rPr>
+                <w:sz w:val="24"/>
+                <w:szCs w:val="24"/>
+                <w:u w:val="single"/>
+                <w:lang w:eastAsia="ru-RU"/>
+              </w:rPr>
+              <w:t>Скляренко</w:t>
             </w:r>
           </w:p>
           <w:p>
@@ -4896,7 +4928,6 @@
               <w:rPr>
                 <w:sz w:val="24"/>
                 <w:szCs w:val="24"/>
-                <w:highlight w:val="yellow"/>
                 <w:lang w:eastAsia="ru-RU"/>
               </w:rPr>
             </w:pPr>
@@ -4904,10 +4935,49 @@
               <w:rPr>
                 <w:sz w:val="24"/>
                 <w:szCs w:val="24"/>
-                <w:highlight w:val="yellow"/>
-                <w:lang w:eastAsia="ru-RU"/>
-              </w:rPr>
-              <w:t>09.06.2025</w:t>
+                <w:lang w:eastAsia="ru-RU"/>
+              </w:rPr>
+              <w:t>0</w:t>
+            </w:r>
+            <w:r>
+              <w:rPr>
+                <w:sz w:val="24"/>
+                <w:szCs w:val="24"/>
+                <w:lang w:eastAsia="ru-RU"/>
+              </w:rPr>
+              <w:t>6</w:t>
+            </w:r>
+            <w:r>
+              <w:rPr>
+                <w:sz w:val="24"/>
+                <w:szCs w:val="24"/>
+                <w:lang w:eastAsia="ru-RU"/>
+              </w:rPr>
+              <w:t>.0</w:t>
+            </w:r>
+            <w:r>
+              <w:rPr>
+                <w:sz w:val="24"/>
+                <w:szCs w:val="24"/>
+                <w:lang w:eastAsia="ru-RU"/>
+              </w:rPr>
+              <w:t>4</w:t>
+            </w:r>
+            <w:r>
+              <w:rPr>
+                <w:sz w:val="24"/>
+                <w:szCs w:val="24"/>
+                <w:lang w:eastAsia="ru-RU"/>
+              </w:rPr>
+              <w:t>.202</w:t>
+            </w:r>
+            <w:r>
+              <w:rPr>
+                <w:sz w:val="24"/>
+                <w:szCs w:val="24"/>
+                <w:lang w:eastAsia="ru-RU"/>
+              </w:rPr>
+              <w:t>6</w:t>
             </w:r>
           </w:p>
         </w:tc>
@@ -4994,7 +5064,6 @@
                 <w:iCs/>
                 <w:sz w:val="24"/>
                 <w:szCs w:val="24"/>
-                <w:highlight w:val="yellow"/>
                 <w:lang w:eastAsia="ru-RU"/>
               </w:rPr>
             </w:pPr>
@@ -5002,10 +5071,25 @@
               <w:rPr>
                 <w:sz w:val="24"/>
                 <w:szCs w:val="24"/>
-                <w:highlight w:val="yellow"/>
-                <w:lang w:eastAsia="ru-RU"/>
-              </w:rPr>
-              <w:t>10.06.2025–11.06.2025</w:t>
+                <w:lang w:eastAsia="ru-RU"/>
+              </w:rPr>
+              <w:t>0</w:t>
+            </w:r>
+            <w:r>
+              <w:rPr>
+                <w:sz w:val="24"/>
+                <w:szCs w:val="24"/>
+                <w:lang w:eastAsia="ru-RU"/>
+              </w:rPr>
+              <w:t>7</w:t>
+            </w:r>
+            <w:r>
+              <w:rPr>
+                <w:sz w:val="24"/>
+                <w:szCs w:val="24"/>
+                <w:lang w:eastAsia="ru-RU"/>
+              </w:rPr>
+              <w:t>.04.2026–11.04.2026</w:t>
             </w:r>
           </w:p>
         </w:tc>
@@ -5091,7 +5175,6 @@
               <w:rPr>
                 <w:sz w:val="24"/>
                 <w:szCs w:val="24"/>
-                <w:highlight w:val="yellow"/>
                 <w:lang w:eastAsia="ru-RU"/>
               </w:rPr>
             </w:pPr>
@@ -5099,10 +5182,81 @@
               <w:rPr>
                 <w:sz w:val="24"/>
                 <w:szCs w:val="24"/>
-                <w:highlight w:val="yellow"/>
-                <w:lang w:eastAsia="ru-RU"/>
-              </w:rPr>
-              <w:t>12.06.2025–13.06.2025</w:t>
+                <w:lang w:eastAsia="ru-RU"/>
+              </w:rPr>
+              <w:t>12.0</w:t>
+            </w:r>
+            <w:r>
+              <w:rPr>
+                <w:sz w:val="24"/>
+                <w:szCs w:val="24"/>
+                <w:lang w:eastAsia="ru-RU"/>
+              </w:rPr>
+              <w:t>4</w:t>
+            </w:r>
+            <w:r>
+              <w:rPr>
+                <w:sz w:val="24"/>
+                <w:szCs w:val="24"/>
+                <w:lang w:eastAsia="ru-RU"/>
+              </w:rPr>
+              <w:t>.202</w:t>
+            </w:r>
+            <w:r>
+              <w:rPr>
+                <w:sz w:val="24"/>
+                <w:szCs w:val="24"/>
+                <w:lang w:eastAsia="ru-RU"/>
+              </w:rPr>
+              <w:t>6</w:t>
+            </w:r>
+            <w:r>
+              <w:rPr>
+                <w:sz w:val="24"/>
+                <w:szCs w:val="24"/>
+                <w:lang w:eastAsia="ru-RU"/>
+              </w:rPr>
+              <w:t>–1</w:t>
+            </w:r>
+            <w:r>
+              <w:rPr>
+                <w:sz w:val="24"/>
+                <w:szCs w:val="24"/>
+                <w:lang w:eastAsia="ru-RU"/>
+              </w:rPr>
+              <w:t>6</w:t>
+            </w:r>
+            <w:r>
+              <w:rPr>
+                <w:sz w:val="24"/>
+                <w:szCs w:val="24"/>
+                <w:lang w:eastAsia="ru-RU"/>
+              </w:rPr>
+              <w:t>.0</w:t>
+            </w:r>
+            <w:r>
+              <w:rPr>
+                <w:sz w:val="24"/>
+                <w:szCs w:val="24"/>
+                <w:lang w:eastAsia="ru-RU"/>
+              </w:rPr>
+              <w:t>4</w:t>
+            </w:r>
+            <w:r>
+              <w:rPr>
+                <w:sz w:val="24"/>
+                <w:szCs w:val="24"/>
+                <w:lang w:eastAsia="ru-RU"/>
+              </w:rPr>
+              <w:t>.202</w:t>
+            </w:r>
+            <w:r>
+              <w:rPr>
+                <w:sz w:val="24"/>
+                <w:szCs w:val="24"/>
+                <w:lang w:eastAsia="ru-RU"/>
+              </w:rPr>
+              <w:t>6</w:t>
             </w:r>
           </w:p>
         </w:tc>
@@ -5189,7 +5343,6 @@
               <w:rPr>
                 <w:sz w:val="24"/>
                 <w:szCs w:val="24"/>
-                <w:highlight w:val="yellow"/>
                 <w:lang w:eastAsia="ru-RU"/>
               </w:rPr>
             </w:pPr>
@@ -5197,10 +5350,97 @@
               <w:rPr>
                 <w:sz w:val="24"/>
                 <w:szCs w:val="24"/>
-                <w:highlight w:val="yellow"/>
-                <w:lang w:eastAsia="ru-RU"/>
-              </w:rPr>
-              <w:t>14.06.2025–17.06.2025</w:t>
+                <w:lang w:eastAsia="ru-RU"/>
+              </w:rPr>
+              <w:t>1</w:t>
+            </w:r>
+            <w:r>
+              <w:rPr>
+                <w:sz w:val="24"/>
+                <w:szCs w:val="24"/>
+                <w:lang w:eastAsia="ru-RU"/>
+              </w:rPr>
+              <w:t>7</w:t>
+            </w:r>
+            <w:r>
+              <w:rPr>
+                <w:sz w:val="24"/>
+                <w:szCs w:val="24"/>
+                <w:lang w:eastAsia="ru-RU"/>
+              </w:rPr>
+              <w:t>.0</w:t>
+            </w:r>
+            <w:r>
+              <w:rPr>
+                <w:sz w:val="24"/>
+                <w:szCs w:val="24"/>
+                <w:lang w:eastAsia="ru-RU"/>
+              </w:rPr>
+              <w:t>4</w:t>
+            </w:r>
+            <w:r>
+              <w:rPr>
+                <w:sz w:val="24"/>
+                <w:szCs w:val="24"/>
+                <w:lang w:eastAsia="ru-RU"/>
+              </w:rPr>
+              <w:t>.202</w:t>
+            </w:r>
+            <w:r>
+              <w:rPr>
+                <w:sz w:val="24"/>
+                <w:szCs w:val="24"/>
+                <w:lang w:eastAsia="ru-RU"/>
+              </w:rPr>
+              <w:t>6</w:t>
+            </w:r>
+            <w:r>
+              <w:rPr>
+                <w:sz w:val="24"/>
+                <w:szCs w:val="24"/>
+                <w:lang w:eastAsia="ru-RU"/>
+              </w:rPr>
+              <w:t>–</w:t>
+            </w:r>
+            <w:r>
+              <w:rPr>
+                <w:sz w:val="24"/>
+                <w:szCs w:val="24"/>
+                <w:lang w:eastAsia="ru-RU"/>
+              </w:rPr>
+              <w:t>25</w:t>
+            </w:r>
+            <w:r>
+              <w:rPr>
+                <w:sz w:val="24"/>
+                <w:szCs w:val="24"/>
+                <w:lang w:eastAsia="ru-RU"/>
+              </w:rPr>
+              <w:t>.0</w:t>
+            </w:r>
+            <w:r>
+              <w:rPr>
+                <w:sz w:val="24"/>
+                <w:szCs w:val="24"/>
+                <w:lang w:eastAsia="ru-RU"/>
+              </w:rPr>
+              <w:t>4</w:t>
+            </w:r>
+            <w:r>
+              <w:rPr>
+                <w:sz w:val="24"/>
+                <w:szCs w:val="24"/>
+                <w:lang w:eastAsia="ru-RU"/>
+              </w:rPr>
+              <w:t>.202</w:t>
+            </w:r>
+            <w:r>
+              <w:rPr>
+                <w:sz w:val="24"/>
+                <w:szCs w:val="24"/>
+                <w:lang w:eastAsia="ru-RU"/>
+              </w:rPr>
+              <w:t>6</w:t>
             </w:r>
           </w:p>
         </w:tc>
@@ -5287,7 +5527,6 @@
               <w:rPr>
                 <w:sz w:val="24"/>
                 <w:szCs w:val="24"/>
-                <w:highlight w:val="yellow"/>
                 <w:lang w:eastAsia="ru-RU"/>
               </w:rPr>
             </w:pPr>
@@ -5296,12 +5535,51 @@
               <w:rPr>
                 <w:sz w:val="24"/>
                 <w:szCs w:val="24"/>
-                <w:highlight w:val="yellow"/>
-                <w:lang w:eastAsia="ru-RU"/>
-              </w:rPr>
-              <w:t>18.06.2025–20.06.2025</w:t>
+                <w:lang w:eastAsia="ru-RU"/>
+              </w:rPr>
+              <w:t>2</w:t>
+            </w:r>
+            <w:r>
+              <w:rPr>
+                <w:sz w:val="24"/>
+                <w:szCs w:val="24"/>
+                <w:lang w:eastAsia="ru-RU"/>
+              </w:rPr>
+              <w:t>6</w:t>
+            </w:r>
+            <w:r>
+              <w:rPr>
+                <w:sz w:val="24"/>
+                <w:szCs w:val="24"/>
+                <w:lang w:eastAsia="ru-RU"/>
+              </w:rPr>
+              <w:t>.04.202</w:t>
+            </w:r>
+            <w:r>
+              <w:rPr>
+                <w:sz w:val="24"/>
+                <w:szCs w:val="24"/>
+                <w:lang w:eastAsia="ru-RU"/>
+              </w:rPr>
+              <w:t>6</w:t>
+            </w:r>
+            <w:r>
+              <w:rPr>
+                <w:sz w:val="24"/>
+                <w:szCs w:val="24"/>
+                <w:lang w:eastAsia="ru-RU"/>
+              </w:rPr>
+              <w:t>–02.05.202</w:t>
             </w:r>
             <w:bookmarkEnd w:id="0"/>
+            <w:r>
+              <w:rPr>
+                <w:sz w:val="24"/>
+                <w:szCs w:val="24"/>
+                <w:lang w:eastAsia="ru-RU"/>
+              </w:rPr>
+              <w:t>6</w:t>
+            </w:r>
           </w:p>
         </w:tc>
       </w:tr>
@@ -5386,7 +5664,6 @@
               <w:rPr>
                 <w:sz w:val="24"/>
                 <w:szCs w:val="24"/>
-                <w:highlight w:val="yellow"/>
                 <w:lang w:eastAsia="ru-RU"/>
               </w:rPr>
             </w:pPr>
@@ -5394,10 +5671,65 @@
               <w:rPr>
                 <w:sz w:val="24"/>
                 <w:szCs w:val="24"/>
-                <w:highlight w:val="yellow"/>
-                <w:lang w:eastAsia="ru-RU"/>
-              </w:rPr>
-              <w:t>21.06.2025–05.07.2025</w:t>
+                <w:lang w:eastAsia="ru-RU"/>
+              </w:rPr>
+              <w:t>03.05.202</w:t>
+            </w:r>
+            <w:r>
+              <w:rPr>
+                <w:sz w:val="24"/>
+                <w:szCs w:val="24"/>
+                <w:lang w:eastAsia="ru-RU"/>
+              </w:rPr>
+              <w:t>6</w:t>
+            </w:r>
+            <w:r>
+              <w:rPr>
+                <w:sz w:val="24"/>
+                <w:szCs w:val="24"/>
+                <w:lang w:eastAsia="ru-RU"/>
+              </w:rPr>
+              <w:t>–</w:t>
+            </w:r>
+            <w:r>
+              <w:rPr>
+                <w:sz w:val="24"/>
+                <w:szCs w:val="24"/>
+                <w:lang w:eastAsia="ru-RU"/>
+              </w:rPr>
+              <w:t>16</w:t>
+            </w:r>
+            <w:r>
+              <w:rPr>
+                <w:sz w:val="24"/>
+                <w:szCs w:val="24"/>
+                <w:lang w:eastAsia="ru-RU"/>
+              </w:rPr>
+              <w:t>.0</w:t>
+            </w:r>
+            <w:r>
+              <w:rPr>
+                <w:sz w:val="24"/>
+                <w:szCs w:val="24"/>
+                <w:lang w:eastAsia="ru-RU"/>
+              </w:rPr>
+              <w:t>5</w:t>
+            </w:r>
+            <w:r>
+              <w:rPr>
+                <w:sz w:val="24"/>
+                <w:szCs w:val="24"/>
+                <w:lang w:eastAsia="ru-RU"/>
+              </w:rPr>
+              <w:t>.202</w:t>
+            </w:r>
+            <w:r>
+              <w:rPr>
+                <w:sz w:val="24"/>
+                <w:szCs w:val="24"/>
+                <w:lang w:eastAsia="ru-RU"/>
+              </w:rPr>
+              <w:t>6</w:t>
             </w:r>
           </w:p>
         </w:tc>
@@ -5466,7 +5798,15 @@
           <w:lang w:eastAsia="ru-RU"/>
         </w:rPr>
         <w:tab/>
-        <w:t>зав.кафедры</w:t>
+      </w:r>
+      <w:r>
+        <w:rPr>
+          <w:sz w:val="24"/>
+          <w:szCs w:val="24"/>
+          <w:u w:val="single"/>
+          <w:lang w:eastAsia="ru-RU"/>
+        </w:rPr>
+        <w:t>руководитель</w:t>
       </w:r>
       <w:r>
         <w:rPr>
@@ -5918,7 +6258,6 @@
               <w:rPr>
                 <w:sz w:val="24"/>
                 <w:szCs w:val="24"/>
-                <w:highlight w:val="yellow"/>
                 <w:lang w:eastAsia="ru-RU"/>
               </w:rPr>
             </w:pPr>
@@ -5926,10 +6265,49 @@
               <w:rPr>
                 <w:sz w:val="24"/>
                 <w:szCs w:val="24"/>
-                <w:highlight w:val="yellow"/>
-                <w:lang w:eastAsia="ru-RU"/>
-              </w:rPr>
-              <w:t>09.06.2025</w:t>
+                <w:lang w:eastAsia="ru-RU"/>
+              </w:rPr>
+              <w:t>0</w:t>
+            </w:r>
+            <w:r>
+              <w:rPr>
+                <w:sz w:val="24"/>
+                <w:szCs w:val="24"/>
+                <w:lang w:eastAsia="ru-RU"/>
+              </w:rPr>
+              <w:t>6</w:t>
+            </w:r>
+            <w:r>
+              <w:rPr>
+                <w:sz w:val="24"/>
+                <w:szCs w:val="24"/>
+                <w:lang w:eastAsia="ru-RU"/>
+              </w:rPr>
+              <w:t>.0</w:t>
+            </w:r>
+            <w:r>
+              <w:rPr>
+                <w:sz w:val="24"/>
+                <w:szCs w:val="24"/>
+                <w:lang w:eastAsia="ru-RU"/>
+              </w:rPr>
+              <w:t>4</w:t>
+            </w:r>
+            <w:r>
+              <w:rPr>
+                <w:sz w:val="24"/>
+                <w:szCs w:val="24"/>
+                <w:lang w:eastAsia="ru-RU"/>
+              </w:rPr>
+              <w:t>.202</w:t>
+            </w:r>
+            <w:r>
+              <w:rPr>
+                <w:sz w:val="24"/>
+                <w:szCs w:val="24"/>
+                <w:lang w:eastAsia="ru-RU"/>
+              </w:rPr>
+              <w:t>6</w:t>
             </w:r>
           </w:p>
         </w:tc>
@@ -6035,7 +6413,6 @@
               <w:rPr>
                 <w:sz w:val="24"/>
                 <w:szCs w:val="24"/>
-                <w:highlight w:val="yellow"/>
                 <w:lang w:eastAsia="ru-RU"/>
               </w:rPr>
             </w:pPr>
@@ -6043,10 +6420,25 @@
               <w:rPr>
                 <w:sz w:val="24"/>
                 <w:szCs w:val="24"/>
-                <w:highlight w:val="yellow"/>
-                <w:lang w:eastAsia="ru-RU"/>
-              </w:rPr>
-              <w:t>10.06.2025–11.06.2025</w:t>
+                <w:lang w:eastAsia="ru-RU"/>
+              </w:rPr>
+              <w:t>0</w:t>
+            </w:r>
+            <w:r>
+              <w:rPr>
+                <w:sz w:val="24"/>
+                <w:szCs w:val="24"/>
+                <w:lang w:eastAsia="ru-RU"/>
+              </w:rPr>
+              <w:t>7</w:t>
+            </w:r>
+            <w:r>
+              <w:rPr>
+                <w:sz w:val="24"/>
+                <w:szCs w:val="24"/>
+                <w:lang w:eastAsia="ru-RU"/>
+              </w:rPr>
+              <w:t>.04.2026–11.04.2026</w:t>
             </w:r>
           </w:p>
         </w:tc>
@@ -6152,7 +6544,6 @@
               <w:rPr>
                 <w:sz w:val="24"/>
                 <w:szCs w:val="24"/>
-                <w:highlight w:val="yellow"/>
                 <w:lang w:eastAsia="ru-RU"/>
               </w:rPr>
             </w:pPr>
@@ -6160,10 +6551,81 @@
               <w:rPr>
                 <w:sz w:val="24"/>
                 <w:szCs w:val="24"/>
-                <w:highlight w:val="yellow"/>
-                <w:lang w:eastAsia="ru-RU"/>
-              </w:rPr>
-              <w:t>12.06.2025–13.06.2025</w:t>
+                <w:lang w:eastAsia="ru-RU"/>
+              </w:rPr>
+              <w:t>12.0</w:t>
+            </w:r>
+            <w:r>
+              <w:rPr>
+                <w:sz w:val="24"/>
+                <w:szCs w:val="24"/>
+                <w:lang w:eastAsia="ru-RU"/>
+              </w:rPr>
+              <w:t>4</w:t>
+            </w:r>
+            <w:r>
+              <w:rPr>
+                <w:sz w:val="24"/>
+                <w:szCs w:val="24"/>
+                <w:lang w:eastAsia="ru-RU"/>
+              </w:rPr>
+              <w:t>.202</w:t>
+            </w:r>
+            <w:r>
+              <w:rPr>
+                <w:sz w:val="24"/>
+                <w:szCs w:val="24"/>
+                <w:lang w:eastAsia="ru-RU"/>
+              </w:rPr>
+              <w:t>6</w:t>
+            </w:r>
+            <w:r>
+              <w:rPr>
+                <w:sz w:val="24"/>
+                <w:szCs w:val="24"/>
+                <w:lang w:eastAsia="ru-RU"/>
+              </w:rPr>
+              <w:t>–1</w:t>
+            </w:r>
+            <w:r>
+              <w:rPr>
+                <w:sz w:val="24"/>
+                <w:szCs w:val="24"/>
+                <w:lang w:eastAsia="ru-RU"/>
+              </w:rPr>
+              <w:t>6</w:t>
+            </w:r>
+            <w:r>
+              <w:rPr>
+                <w:sz w:val="24"/>
+                <w:szCs w:val="24"/>
+                <w:lang w:eastAsia="ru-RU"/>
+              </w:rPr>
+              <w:t>.0</w:t>
+            </w:r>
+            <w:r>
+              <w:rPr>
+                <w:sz w:val="24"/>
+                <w:szCs w:val="24"/>
+                <w:lang w:eastAsia="ru-RU"/>
+              </w:rPr>
+              <w:t>4</w:t>
+            </w:r>
+            <w:r>
+              <w:rPr>
+                <w:sz w:val="24"/>
+                <w:szCs w:val="24"/>
+                <w:lang w:eastAsia="ru-RU"/>
+              </w:rPr>
+              <w:t>.202</w:t>
+            </w:r>
+            <w:r>
+              <w:rPr>
+                <w:sz w:val="24"/>
+                <w:szCs w:val="24"/>
+                <w:lang w:eastAsia="ru-RU"/>
+              </w:rPr>
+              <w:t>6</w:t>
             </w:r>
           </w:p>
         </w:tc>
@@ -6268,7 +6730,6 @@
               <w:rPr>
                 <w:sz w:val="24"/>
                 <w:szCs w:val="24"/>
-                <w:highlight w:val="yellow"/>
                 <w:lang w:eastAsia="ru-RU"/>
               </w:rPr>
             </w:pPr>
@@ -6276,10 +6737,97 @@
               <w:rPr>
                 <w:sz w:val="24"/>
                 <w:szCs w:val="24"/>
-                <w:highlight w:val="yellow"/>
-                <w:lang w:eastAsia="ru-RU"/>
-              </w:rPr>
-              <w:t>14.06.2025–17.06.2025</w:t>
+                <w:lang w:eastAsia="ru-RU"/>
+              </w:rPr>
+              <w:t>1</w:t>
+            </w:r>
+            <w:r>
+              <w:rPr>
+                <w:sz w:val="24"/>
+                <w:szCs w:val="24"/>
+                <w:lang w:eastAsia="ru-RU"/>
+              </w:rPr>
+              <w:t>7</w:t>
+            </w:r>
+            <w:r>
+              <w:rPr>
+                <w:sz w:val="24"/>
+                <w:szCs w:val="24"/>
+                <w:lang w:eastAsia="ru-RU"/>
+              </w:rPr>
+              <w:t>.0</w:t>
+            </w:r>
+            <w:r>
+              <w:rPr>
+                <w:sz w:val="24"/>
+                <w:szCs w:val="24"/>
+                <w:lang w:eastAsia="ru-RU"/>
+              </w:rPr>
+              <w:t>4</w:t>
+            </w:r>
+            <w:r>
+              <w:rPr>
+                <w:sz w:val="24"/>
+                <w:szCs w:val="24"/>
+                <w:lang w:eastAsia="ru-RU"/>
+              </w:rPr>
+              <w:t>.202</w:t>
+            </w:r>
+            <w:r>
+              <w:rPr>
+                <w:sz w:val="24"/>
+                <w:szCs w:val="24"/>
+                <w:lang w:eastAsia="ru-RU"/>
+              </w:rPr>
+              <w:t>6</w:t>
+            </w:r>
+            <w:r>
+              <w:rPr>
+                <w:sz w:val="24"/>
+                <w:szCs w:val="24"/>
+                <w:lang w:eastAsia="ru-RU"/>
+              </w:rPr>
+              <w:t>–</w:t>
+            </w:r>
+            <w:r>
+              <w:rPr>
+                <w:sz w:val="24"/>
+                <w:szCs w:val="24"/>
+                <w:lang w:eastAsia="ru-RU"/>
+              </w:rPr>
+              <w:t>25</w:t>
+            </w:r>
+            <w:r>
+              <w:rPr>
+                <w:sz w:val="24"/>
+                <w:szCs w:val="24"/>
+                <w:lang w:eastAsia="ru-RU"/>
+              </w:rPr>
+              <w:t>.0</w:t>
+            </w:r>
+            <w:r>
+              <w:rPr>
+                <w:sz w:val="24"/>
+                <w:szCs w:val="24"/>
+                <w:lang w:eastAsia="ru-RU"/>
+              </w:rPr>
+              <w:t>4</w:t>
+            </w:r>
+            <w:r>
+              <w:rPr>
+                <w:sz w:val="24"/>
+                <w:szCs w:val="24"/>
+                <w:lang w:eastAsia="ru-RU"/>
+              </w:rPr>
+              <w:t>.202</w:t>
+            </w:r>
+            <w:r>
+              <w:rPr>
+                <w:sz w:val="24"/>
+                <w:szCs w:val="24"/>
+                <w:lang w:eastAsia="ru-RU"/>
+              </w:rPr>
+              <w:t>6</w:t>
             </w:r>
           </w:p>
         </w:tc>
@@ -6384,7 +6932,6 @@
               <w:rPr>
                 <w:sz w:val="24"/>
                 <w:szCs w:val="24"/>
-                <w:highlight w:val="yellow"/>
                 <w:lang w:eastAsia="ru-RU"/>
               </w:rPr>
             </w:pPr>
@@ -6392,10 +6939,49 @@
               <w:rPr>
                 <w:sz w:val="24"/>
                 <w:szCs w:val="24"/>
-                <w:highlight w:val="yellow"/>
-                <w:lang w:eastAsia="ru-RU"/>
-              </w:rPr>
-              <w:t>18.06.2025–20.06.2025</w:t>
+                <w:lang w:eastAsia="ru-RU"/>
+              </w:rPr>
+              <w:t>2</w:t>
+            </w:r>
+            <w:r>
+              <w:rPr>
+                <w:sz w:val="24"/>
+                <w:szCs w:val="24"/>
+                <w:lang w:eastAsia="ru-RU"/>
+              </w:rPr>
+              <w:t>6</w:t>
+            </w:r>
+            <w:r>
+              <w:rPr>
+                <w:sz w:val="24"/>
+                <w:szCs w:val="24"/>
+                <w:lang w:eastAsia="ru-RU"/>
+              </w:rPr>
+              <w:t>.04.202</w:t>
+            </w:r>
+            <w:r>
+              <w:rPr>
+                <w:sz w:val="24"/>
+                <w:szCs w:val="24"/>
+                <w:lang w:eastAsia="ru-RU"/>
+              </w:rPr>
+              <w:t>6</w:t>
+            </w:r>
+            <w:r>
+              <w:rPr>
+                <w:sz w:val="24"/>
+                <w:szCs w:val="24"/>
+                <w:lang w:eastAsia="ru-RU"/>
+              </w:rPr>
+              <w:t>–02.05.202</w:t>
+            </w:r>
+            <w:r>
+              <w:rPr>
+                <w:sz w:val="24"/>
+                <w:szCs w:val="24"/>
+                <w:lang w:eastAsia="ru-RU"/>
+              </w:rPr>
+              <w:t>6</w:t>
             </w:r>
           </w:p>
         </w:tc>
@@ -6501,7 +7087,6 @@
               <w:rPr>
                 <w:sz w:val="24"/>
                 <w:szCs w:val="24"/>
-                <w:highlight w:val="yellow"/>
                 <w:lang w:eastAsia="ru-RU"/>
               </w:rPr>
             </w:pPr>
@@ -6509,10 +7094,33 @@
               <w:rPr>
                 <w:sz w:val="24"/>
                 <w:szCs w:val="24"/>
-                <w:highlight w:val="yellow"/>
-                <w:lang w:eastAsia="ru-RU"/>
-              </w:rPr>
-              <w:t>21.06.2025–05.07.2025</w:t>
+                <w:lang w:eastAsia="ru-RU"/>
+              </w:rPr>
+              <w:t>03.05.202</w:t>
+            </w:r>
+            <w:r>
+              <w:rPr>
+                <w:sz w:val="24"/>
+                <w:szCs w:val="24"/>
+                <w:lang w:eastAsia="ru-RU"/>
+              </w:rPr>
+              <w:t>6</w:t>
+            </w:r>
+            <w:r>
+              <w:rPr>
+                <w:sz w:val="24"/>
+                <w:szCs w:val="24"/>
+                <w:lang w:eastAsia="ru-RU"/>
+              </w:rPr>
+              <w:t>–16.05.202</w:t>
+            </w:r>
+            <w:r>
+              <w:rPr>
+                <w:sz w:val="24"/>
+                <w:szCs w:val="24"/>
+                <w:lang w:eastAsia="ru-RU"/>
+              </w:rPr>
+              <w:t>6</w:t>
             </w:r>
           </w:p>
         </w:tc>
@@ -6624,7 +7232,7 @@
         <w:rPr>
           <w:sz w:val="24"/>
           <w:szCs w:val="24"/>
-          <w:lang w:eastAsia="ru-RU"/>
+          <w:lang w:val="en-US" w:eastAsia="ru-RU"/>
         </w:rPr>
       </w:pPr>
       <w:r>
@@ -6671,7 +7279,24 @@
           <w:lang w:eastAsia="ru-RU"/>
         </w:rPr>
         <w:tab/>
-        <w:t xml:space="preserve">зав.кафедры           </w:t>
+      </w:r>
+      <w:r>
+        <w:rPr>
+          <w:sz w:val="24"/>
+          <w:szCs w:val="24"/>
+          <w:u w:val="single"/>
+          <w:lang w:eastAsia="ru-RU"/>
+        </w:rPr>
+        <w:t>руководитель</w:t>
+      </w:r>
+      <w:r>
+        <w:rPr>
+          <w:sz w:val="24"/>
+          <w:szCs w:val="24"/>
+          <w:u w:val="single"/>
+          <w:lang w:eastAsia="ru-RU"/>
+        </w:rPr>
+        <w:t xml:space="preserve">           </w:t>
       </w:r>
       <w:r>
         <w:rPr>
@@ -7355,29 +7980,28 @@
         <w:rPr>
           <w:sz w:val="28"/>
           <w:szCs w:val="24"/>
-          <w:highlight w:val="yellow"/>
-          <w:u w:val="single"/>
-          <w:lang w:eastAsia="ru-RU"/>
-        </w:rPr>
-        <w:t>рабочим графиком (планом) проведения практики. В процессе проанализирована пользовательские сценарии взаимодействия с системой, описаны сущности предметной области, проведено проектирование базы данных и функциональных слоев системы, представлены макеты будущего сайта.</w:t>
-      </w:r>
-      <w:r>
-        <w:rPr>
-          <w:sz w:val="28"/>
-          <w:szCs w:val="24"/>
-          <w:u w:val="single"/>
-          <w:lang w:eastAsia="ru-RU"/>
-        </w:rPr>
-        <w:tab/>
-      </w:r>
-      <w:r>
-        <w:rPr>
-          <w:sz w:val="28"/>
-          <w:szCs w:val="24"/>
-          <w:u w:val="single"/>
-          <w:lang w:eastAsia="ru-RU"/>
-        </w:rPr>
-        <w:tab/>
+          <w:u w:val="single"/>
+          <w:lang w:eastAsia="ru-RU"/>
+        </w:rPr>
+        <w:t>рабочим графиком (планом) проведения практики. В процессе</w:t>
+      </w:r>
+      <w:r>
+        <w:rPr>
+          <w:sz w:val="28"/>
+          <w:szCs w:val="24"/>
+          <w:u w:val="single"/>
+          <w:lang w:eastAsia="ru-RU"/>
+        </w:rPr>
+        <w:t xml:space="preserve"> выполнено аналитика, проектирование, конструирование, демонстрация и тестирование информационной системе, предназначенной для обучения программированию</w:t>
+      </w:r>
+      <w:r>
+        <w:rPr>
+          <w:sz w:val="28"/>
+          <w:szCs w:val="24"/>
+          <w:u w:val="single"/>
+          <w:lang w:eastAsia="ru-RU"/>
+        </w:rPr>
+        <w:t>.</w:t>
       </w:r>
       <w:r>
         <w:rPr>
@@ -7853,67 +8477,65 @@
         <w:rPr>
           <w:sz w:val="20"/>
           <w:szCs w:val="20"/>
+          <w:lang w:eastAsia="ru-RU"/>
+        </w:rPr>
+      </w:pPr>
+    </w:p>
+    <w:p>
+      <w:pPr>
+        <w:widowControl/>
+        <w:spacing w:line="360" w:lineRule="auto"/>
+        <w:rPr>
+          <w:sz w:val="28"/>
+          <w:szCs w:val="28"/>
+          <w:lang w:eastAsia="ru-RU"/>
+        </w:rPr>
+      </w:pPr>
+      <w:r>
+        <w:rPr>
+          <w:sz w:val="28"/>
+          <w:szCs w:val="28"/>
+          <w:lang w:eastAsia="ru-RU"/>
+        </w:rPr>
+        <w:t>Дополнительно ознакомился/изучил</w:t>
+      </w:r>
+    </w:p>
+    <w:p>
+      <w:pPr>
+        <w:widowControl/>
+        <w:spacing w:line="360" w:lineRule="auto"/>
+        <w:rPr>
+          <w:sz w:val="28"/>
+          <w:szCs w:val="24"/>
+          <w:u w:val="single"/>
+          <w:lang w:eastAsia="ru-RU"/>
+        </w:rPr>
+      </w:pPr>
+      <w:r>
+        <w:rPr>
+          <w:color w:val="000000" w:themeColor="text1"/>
+          <w:sz w:val="28"/>
+          <w:szCs w:val="24"/>
+          <w:u w:val="single"/>
+          <w:lang w:eastAsia="ru-RU"/>
+        </w:rPr>
+        <w:t xml:space="preserve">               </w:t>
+      </w:r>
+      <w:r>
+        <w:rPr>
+          <w:color w:val="000000" w:themeColor="text1"/>
+          <w:sz w:val="28"/>
+          <w:szCs w:val="24"/>
+          <w:u w:val="single"/>
           <w:lang w:val="en-US" w:eastAsia="ru-RU"/>
         </w:rPr>
-      </w:pPr>
-    </w:p>
-    <w:p>
-      <w:pPr>
-        <w:widowControl/>
-        <w:spacing w:line="360" w:lineRule="auto"/>
-        <w:rPr>
-          <w:sz w:val="28"/>
-          <w:szCs w:val="28"/>
-          <w:lang w:eastAsia="ru-RU"/>
-        </w:rPr>
-      </w:pPr>
-      <w:r>
-        <w:rPr>
-          <w:sz w:val="28"/>
-          <w:szCs w:val="28"/>
-          <w:lang w:eastAsia="ru-RU"/>
-        </w:rPr>
-        <w:t>Дополнительно ознакомился/изучил</w:t>
-      </w:r>
-    </w:p>
-    <w:p>
-      <w:pPr>
-        <w:widowControl/>
-        <w:spacing w:line="360" w:lineRule="auto"/>
-        <w:rPr>
-          <w:sz w:val="28"/>
-          <w:szCs w:val="24"/>
-          <w:u w:val="single"/>
-          <w:lang w:eastAsia="ru-RU"/>
-        </w:rPr>
-      </w:pPr>
+        <w:t>Docker</w:t>
+      </w:r>
       <w:r>
         <w:rPr>
           <w:color w:val="000000" w:themeColor="text1"/>
           <w:sz w:val="28"/>
           <w:szCs w:val="24"/>
-          <w:u w:val="single"/>
-          <w:lang w:eastAsia="ru-RU"/>
-        </w:rPr>
-        <w:t xml:space="preserve">               </w:t>
-      </w:r>
-      <w:r>
-        <w:rPr>
-          <w:color w:val="000000" w:themeColor="text1"/>
-          <w:sz w:val="28"/>
-          <w:szCs w:val="24"/>
-          <w:highlight w:val="yellow"/>
-          <w:u w:val="single"/>
-          <w:lang w:val="en-US" w:eastAsia="ru-RU"/>
-        </w:rPr>
-        <w:t>Docker</w:t>
-      </w:r>
-      <w:r>
-        <w:rPr>
-          <w:color w:val="000000" w:themeColor="text1"/>
-          <w:sz w:val="28"/>
-          <w:szCs w:val="24"/>
-          <w:highlight w:val="yellow"/>
           <w:u w:val="single"/>
           <w:lang w:eastAsia="ru-RU"/>
         </w:rPr>

--- a/docs/6k/diploma/ПРАК_титульники.docx
+++ b/docs/6k/diploma/ПРАК_титульники.docx
@@ -688,7 +688,70 @@
           <w:lang w:eastAsia="ru-RU"/>
         </w:rPr>
         <w:tab/>
-        <w:t>стационарной дискретной учебной технологической (проектно-технологической) практике</w:t>
+        <w:t>стационарной дискретной преддипломн</w:t>
+      </w:r>
+      <w:r>
+        <w:rPr>
+          <w:sz w:val="24"/>
+          <w:szCs w:val="24"/>
+          <w:u w:val="single"/>
+          <w:lang w:eastAsia="ru-RU"/>
+        </w:rPr>
+        <w:t>ой</w:t>
+      </w:r>
+      <w:r>
+        <w:rPr>
+          <w:sz w:val="24"/>
+          <w:szCs w:val="24"/>
+          <w:u w:val="single"/>
+          <w:lang w:eastAsia="ru-RU"/>
+        </w:rPr>
+        <w:t xml:space="preserve"> практике</w:t>
+      </w:r>
+      <w:r>
+        <w:rPr>
+          <w:sz w:val="24"/>
+          <w:szCs w:val="24"/>
+          <w:u w:val="single"/>
+          <w:lang w:eastAsia="ru-RU"/>
+        </w:rPr>
+        <w:tab/>
+      </w:r>
+      <w:r>
+        <w:rPr>
+          <w:sz w:val="24"/>
+          <w:szCs w:val="24"/>
+          <w:u w:val="single"/>
+          <w:lang w:eastAsia="ru-RU"/>
+        </w:rPr>
+        <w:tab/>
+      </w:r>
+      <w:r>
+        <w:rPr>
+          <w:sz w:val="24"/>
+          <w:szCs w:val="24"/>
+          <w:u w:val="single"/>
+          <w:lang w:eastAsia="ru-RU"/>
+        </w:rPr>
+        <w:tab/>
+      </w:r>
+      <w:r>
+        <w:rPr>
+          <w:sz w:val="24"/>
+          <w:szCs w:val="24"/>
+          <w:u w:val="single"/>
+          <w:lang w:eastAsia="ru-RU"/>
+        </w:rPr>
+        <w:tab/>
+      </w:r>
+      <w:r>
+        <w:rPr>
+          <w:sz w:val="24"/>
+          <w:szCs w:val="24"/>
+          <w:u w:val="single"/>
+          <w:lang w:eastAsia="ru-RU"/>
+        </w:rPr>
+        <w:tab/>
       </w:r>
       <w:r>
         <w:rPr>
@@ -1507,7 +1570,7 @@
         <w:rPr>
           <w:sz w:val="20"/>
           <w:szCs w:val="20"/>
-          <w:lang w:eastAsia="ru-RU"/>
+          <w:lang w:val="en-US" w:eastAsia="ru-RU"/>
         </w:rPr>
       </w:pPr>
     </w:p>
@@ -2692,107 +2755,189 @@
           <w:u w:val="single"/>
           <w:lang w:eastAsia="ru-RU"/>
         </w:rPr>
-        <w:t>на</w:t>
-      </w:r>
-      <w:r>
-        <w:rPr>
-          <w:sz w:val="24"/>
-          <w:szCs w:val="24"/>
-          <w:u w:val="single"/>
-          <w:lang w:eastAsia="ru-RU"/>
-        </w:rPr>
-        <w:tab/>
-        <w:t>стационарную дискретную производственную практику для выполнения научно-исследовательской работы</w:t>
-      </w:r>
-      <w:r>
-        <w:rPr>
-          <w:sz w:val="24"/>
-          <w:szCs w:val="24"/>
-          <w:u w:val="single"/>
-          <w:lang w:eastAsia="ru-RU"/>
-        </w:rPr>
-        <w:tab/>
-      </w:r>
-      <w:r>
-        <w:rPr>
-          <w:sz w:val="24"/>
-          <w:szCs w:val="24"/>
-          <w:u w:val="single"/>
-          <w:lang w:eastAsia="ru-RU"/>
-        </w:rPr>
-        <w:tab/>
-      </w:r>
-      <w:r>
-        <w:rPr>
-          <w:sz w:val="24"/>
-          <w:szCs w:val="24"/>
-          <w:u w:val="single"/>
-          <w:lang w:eastAsia="ru-RU"/>
-        </w:rPr>
-        <w:tab/>
-      </w:r>
-      <w:r>
-        <w:rPr>
-          <w:sz w:val="24"/>
-          <w:szCs w:val="24"/>
-          <w:u w:val="single"/>
-          <w:lang w:eastAsia="ru-RU"/>
-        </w:rPr>
-        <w:tab/>
-      </w:r>
-      <w:r>
-        <w:rPr>
-          <w:sz w:val="24"/>
-          <w:szCs w:val="24"/>
-          <w:u w:val="single"/>
-          <w:lang w:eastAsia="ru-RU"/>
-        </w:rPr>
-        <w:tab/>
-      </w:r>
-      <w:r>
-        <w:rPr>
-          <w:sz w:val="24"/>
-          <w:szCs w:val="24"/>
-          <w:u w:val="single"/>
-          <w:lang w:eastAsia="ru-RU"/>
-        </w:rPr>
-        <w:tab/>
-      </w:r>
-      <w:r>
-        <w:rPr>
-          <w:sz w:val="24"/>
-          <w:szCs w:val="24"/>
-          <w:u w:val="single"/>
-          <w:lang w:eastAsia="ru-RU"/>
-        </w:rPr>
-        <w:tab/>
-      </w:r>
-      <w:r>
-        <w:rPr>
-          <w:sz w:val="24"/>
-          <w:szCs w:val="24"/>
-          <w:u w:val="single"/>
-          <w:lang w:eastAsia="ru-RU"/>
-        </w:rPr>
-        <w:tab/>
-      </w:r>
-      <w:r>
-        <w:rPr>
-          <w:sz w:val="24"/>
-          <w:szCs w:val="24"/>
-          <w:u w:val="single"/>
-          <w:lang w:eastAsia="ru-RU"/>
-        </w:rPr>
-        <w:tab/>
-      </w:r>
-      <w:r>
-        <w:rPr>
-          <w:sz w:val="24"/>
-          <w:szCs w:val="24"/>
-          <w:u w:val="single"/>
-          <w:lang w:eastAsia="ru-RU"/>
-        </w:rPr>
-        <w:tab/>
+        <w:t>по</w:t>
+      </w:r>
+      <w:r>
+        <w:rPr>
+          <w:sz w:val="24"/>
+          <w:szCs w:val="24"/>
+          <w:u w:val="single"/>
+          <w:lang w:eastAsia="ru-RU"/>
+        </w:rPr>
+        <w:tab/>
+        <w:t>стационарной дискретной преддипломн</w:t>
+      </w:r>
+      <w:r>
+        <w:rPr>
+          <w:sz w:val="24"/>
+          <w:szCs w:val="24"/>
+          <w:u w:val="single"/>
+          <w:lang w:eastAsia="ru-RU"/>
+        </w:rPr>
+        <w:t>ой</w:t>
+      </w:r>
+      <w:r>
+        <w:rPr>
+          <w:sz w:val="24"/>
+          <w:szCs w:val="24"/>
+          <w:u w:val="single"/>
+          <w:lang w:eastAsia="ru-RU"/>
+        </w:rPr>
+        <w:t xml:space="preserve"> практике</w:t>
+      </w:r>
+      <w:r>
+        <w:rPr>
+          <w:sz w:val="24"/>
+          <w:szCs w:val="24"/>
+          <w:u w:val="single"/>
+          <w:lang w:eastAsia="ru-RU"/>
+        </w:rPr>
+        <w:tab/>
+      </w:r>
+      <w:r>
+        <w:rPr>
+          <w:sz w:val="24"/>
+          <w:szCs w:val="24"/>
+          <w:u w:val="single"/>
+          <w:lang w:eastAsia="ru-RU"/>
+        </w:rPr>
+        <w:tab/>
+      </w:r>
+      <w:r>
+        <w:rPr>
+          <w:sz w:val="24"/>
+          <w:szCs w:val="24"/>
+          <w:u w:val="single"/>
+          <w:lang w:eastAsia="ru-RU"/>
+        </w:rPr>
+        <w:tab/>
+      </w:r>
+      <w:r>
+        <w:rPr>
+          <w:sz w:val="24"/>
+          <w:szCs w:val="24"/>
+          <w:u w:val="single"/>
+          <w:lang w:eastAsia="ru-RU"/>
+        </w:rPr>
+        <w:tab/>
+      </w:r>
+      <w:r>
+        <w:rPr>
+          <w:sz w:val="24"/>
+          <w:szCs w:val="24"/>
+          <w:u w:val="single"/>
+          <w:lang w:eastAsia="ru-RU"/>
+        </w:rPr>
+        <w:tab/>
+      </w:r>
+      <w:r>
+        <w:rPr>
+          <w:sz w:val="24"/>
+          <w:szCs w:val="24"/>
+          <w:u w:val="single"/>
+          <w:lang w:eastAsia="ru-RU"/>
+        </w:rPr>
+        <w:tab/>
+      </w:r>
+      <w:r>
+        <w:rPr>
+          <w:sz w:val="24"/>
+          <w:szCs w:val="24"/>
+          <w:u w:val="single"/>
+          <w:lang w:eastAsia="ru-RU"/>
+        </w:rPr>
+        <w:tab/>
+      </w:r>
+      <w:r>
+        <w:rPr>
+          <w:sz w:val="24"/>
+          <w:szCs w:val="24"/>
+          <w:u w:val="single"/>
+          <w:lang w:eastAsia="ru-RU"/>
+        </w:rPr>
+        <w:tab/>
+      </w:r>
+      <w:r>
+        <w:rPr>
+          <w:sz w:val="24"/>
+          <w:szCs w:val="24"/>
+          <w:u w:val="single"/>
+          <w:lang w:eastAsia="ru-RU"/>
+        </w:rPr>
+        <w:tab/>
+      </w:r>
+      <w:r>
+        <w:rPr>
+          <w:sz w:val="24"/>
+          <w:szCs w:val="24"/>
+          <w:u w:val="single"/>
+          <w:lang w:eastAsia="ru-RU"/>
+        </w:rPr>
+        <w:tab/>
+      </w:r>
+      <w:r>
+        <w:rPr>
+          <w:sz w:val="24"/>
+          <w:szCs w:val="24"/>
+          <w:u w:val="single"/>
+          <w:lang w:eastAsia="ru-RU"/>
+        </w:rPr>
+        <w:tab/>
+      </w:r>
+      <w:r>
+        <w:rPr>
+          <w:sz w:val="24"/>
+          <w:szCs w:val="24"/>
+          <w:u w:val="single"/>
+          <w:lang w:eastAsia="ru-RU"/>
+        </w:rPr>
+        <w:tab/>
+      </w:r>
+      <w:r>
+        <w:rPr>
+          <w:sz w:val="24"/>
+          <w:szCs w:val="24"/>
+          <w:u w:val="single"/>
+          <w:lang w:eastAsia="ru-RU"/>
+        </w:rPr>
+        <w:tab/>
+      </w:r>
+      <w:r>
+        <w:rPr>
+          <w:sz w:val="24"/>
+          <w:szCs w:val="24"/>
+          <w:u w:val="single"/>
+          <w:lang w:eastAsia="ru-RU"/>
+        </w:rPr>
+        <w:tab/>
+      </w:r>
+      <w:r>
+        <w:rPr>
+          <w:sz w:val="24"/>
+          <w:szCs w:val="24"/>
+          <w:u w:val="single"/>
+          <w:lang w:eastAsia="ru-RU"/>
+        </w:rPr>
+        <w:tab/>
+      </w:r>
+      <w:r>
+        <w:rPr>
+          <w:sz w:val="24"/>
+          <w:szCs w:val="24"/>
+          <w:u w:val="single"/>
+          <w:lang w:eastAsia="ru-RU"/>
+        </w:rPr>
+        <w:tab/>
+      </w:r>
+      <w:r>
+        <w:rPr>
+          <w:sz w:val="24"/>
+          <w:szCs w:val="24"/>
+          <w:u w:val="single"/>
+          <w:lang w:eastAsia="ru-RU"/>
+        </w:rPr>
+        <w:tab/>
+        <w:t xml:space="preserve"> </w:t>
       </w:r>
     </w:p>
     <w:p>
@@ -3526,7 +3671,43 @@
                 <w:u w:val="single"/>
                 <w:lang w:eastAsia="ru-RU"/>
               </w:rPr>
-              <w:t>Провести проектирование интерактивной информационной системы обучения и проверки навыков программирования</w:t>
+              <w:t xml:space="preserve">Провести </w:t>
+            </w:r>
+            <w:r>
+              <w:rPr>
+                <w:sz w:val="24"/>
+                <w:szCs w:val="24"/>
+                <w:u w:val="single"/>
+                <w:lang w:eastAsia="ru-RU"/>
+              </w:rPr>
+              <w:t xml:space="preserve">аналитический обзор, </w:t>
+            </w:r>
+            <w:r>
+              <w:rPr>
+                <w:sz w:val="24"/>
+                <w:szCs w:val="24"/>
+                <w:u w:val="single"/>
+                <w:lang w:eastAsia="ru-RU"/>
+              </w:rPr>
+              <w:t>проектирование</w:t>
+            </w:r>
+            <w:r>
+              <w:rPr>
+                <w:sz w:val="24"/>
+                <w:szCs w:val="24"/>
+                <w:u w:val="single"/>
+                <w:lang w:eastAsia="ru-RU"/>
+              </w:rPr>
+              <w:t>, конструирование и демонстрацию</w:t>
+            </w:r>
+            <w:r>
+              <w:rPr>
+                <w:sz w:val="24"/>
+                <w:szCs w:val="24"/>
+                <w:u w:val="single"/>
+                <w:lang w:eastAsia="ru-RU"/>
+              </w:rPr>
+              <w:t xml:space="preserve"> интерактивной информационной системы обучения и проверки навыков программирования</w:t>
             </w:r>
             <w:r>
               <w:rPr>
@@ -7232,7 +7413,7 @@
         <w:rPr>
           <w:sz w:val="24"/>
           <w:szCs w:val="24"/>
-          <w:lang w:val="en-US" w:eastAsia="ru-RU"/>
+          <w:lang w:eastAsia="ru-RU"/>
         </w:rPr>
       </w:pPr>
       <w:r>
@@ -7766,7 +7947,25 @@
           <w:lang w:eastAsia="ru-RU"/>
         </w:rPr>
         <w:tab/>
-        <w:t>стационарная дискретная производственная практика для выполнения научно-исследовательской работы</w:t>
+        <w:t xml:space="preserve">стационарная дискретная </w:t>
+      </w:r>
+      <w:r>
+        <w:rPr>
+          <w:sz w:val="28"/>
+          <w:szCs w:val="28"/>
+          <w:u w:val="single"/>
+          <w:lang w:eastAsia="ru-RU"/>
+        </w:rPr>
+        <w:t xml:space="preserve">преддипломная </w:t>
+      </w:r>
+      <w:r>
+        <w:rPr>
+          <w:sz w:val="28"/>
+          <w:szCs w:val="28"/>
+          <w:u w:val="single"/>
+          <w:lang w:eastAsia="ru-RU"/>
+        </w:rPr>
+        <w:t xml:space="preserve">практика </w:t>
       </w:r>
     </w:p>
     <w:p>
